--- a/backend/temas_archivos/examen_6/matematica_i/matematica_i_pregunta_1.docx
+++ b/backend/temas_archivos/examen_6/matematica_i/matematica_i_pregunta_1.docx
@@ -1,763 +1,763 @@
 
 <file path=word/document.xml><?xml version="1.0" encoding="utf-8"?>
-<ns0:document xmlns:ns0="http://schemas.openxmlformats.org/wordprocessingml/2006/main" xmlns:ns1="http://schemas.openxmlformats.org/markup-compatibility/2006" xmlns:ns10="urn:schemas-microsoft-com:office:word" xmlns:ns11="http://schemas.openxmlformats.org/officeDocument/2006/relationships" xmlns:ns2="http://schemas.microsoft.com/office/word/2010/wordml" xmlns:ns3="http://schemas.openxmlformats.org/drawingml/2006/wordprocessingDrawing" xmlns:ns4="http://schemas.microsoft.com/office/word/2010/wordprocessingDrawing" xmlns:ns5="http://schemas.openxmlformats.org/drawingml/2006/main" xmlns:ns6="http://schemas.microsoft.com/office/word/2010/wordprocessingShape" xmlns:ns7="http://schemas.openxmlformats.org/officeDocument/2006/math" xmlns:ns8="urn:schemas-microsoft-com:vml" xmlns:ns9="urn:schemas-microsoft-com:office:office" ns1:Ignorable="w14 w15 w16se w16cid w16 w16cex w16sdtdh w16sdtfl w16du wp14">
-  <ns0:body>
-    <ns0:p ns2:paraId="246FBBCC" ns2:textId="77777777">
-      <ns0:pPr>
-        <ns0:pStyle ns0:val="Prrafodelista"/>
-        <ns0:numPr>
-          <ns0:ilvl ns0:val="0"/>
-          <ns0:numId ns0:val="1"/>
-        </ns0:numPr>
-        <ns0:jc ns0:val="both"/>
-        <ns0:rPr>
-          <ns0:rFonts ns0:ascii="Times New Roman" ns0:hAnsi="Times New Roman" ns0:cs="Times New Roman"/>
-          <ns0:sz ns0:val="24"/>
-          <ns0:szCs ns0:val="24"/>
-        </ns0:rPr>
-      </ns0:pPr>
-      <ns0:r>
-        <ns0:rPr>
-          <ns0:rFonts ns0:ascii="Times New Roman" ns0:hAnsi="Times New Roman" ns0:cs="Times New Roman"/>
-          <ns0:noProof/>
-          <ns0:sz ns0:val="24"/>
-          <ns0:szCs ns0:val="24"/>
-          <ns0:lang ns0:eastAsia="es-PE"/>
-        </ns0:rPr>
-        <ns1:AlternateContent>
-          <ns1:Choice Requires="wps">
-            <ns0:drawing>
-              <ns3:anchor distT="45720" distB="45720" distL="114300" distR="114300" simplePos="0" relativeHeight="251663360" behindDoc="0" locked="0" layoutInCell="1" allowOverlap="1" ns4:anchorId="1189B639" ns4:editId="6B207369">
-                <ns3:simplePos x="0" y="0"/>
-                <ns3:positionH relativeFrom="margin">
-                  <ns3:posOffset>2461895</ns3:posOffset>
-                </ns3:positionH>
-                <ns3:positionV relativeFrom="paragraph">
-                  <ns3:posOffset>341630</ns3:posOffset>
-                </ns3:positionV>
-                <ns3:extent cx="2360930" cy="1404620"/>
-                <ns3:effectExtent l="0" t="0" r="0" b="5080"/>
-                <ns3:wrapSquare wrapText="bothSides"/>
-                <ns3:docPr id="217" name="Cuadro de texto 2"/>
-                <ns3:cNvGraphicFramePr>
-                  <ns5:graphicFrameLocks/>
-                </ns3:cNvGraphicFramePr>
-                <ns5:graphic>
-                  <ns5:graphicData uri="http://schemas.microsoft.com/office/word/2010/wordprocessingShape">
+<w:document xmlns:a="http://schemas.openxmlformats.org/drawingml/2006/main" xmlns:m="http://schemas.openxmlformats.org/officeDocument/2006/math" xmlns:mc="http://schemas.openxmlformats.org/markup-compatibility/2006" xmlns:ns10="urn:schemas-microsoft-com:office:word" xmlns:ns2="http://schemas.microsoft.com/office/word/2010/wordml" xmlns:ns4="http://schemas.microsoft.com/office/word/2010/wordprocessingDrawing" xmlns:ns6="http://schemas.microsoft.com/office/word/2010/wordprocessingShape" xmlns:o="urn:schemas-microsoft-com:office:office" xmlns:r="http://schemas.openxmlformats.org/officeDocument/2006/relationships" xmlns:v="urn:schemas-microsoft-com:vml" xmlns:w="http://schemas.openxmlformats.org/wordprocessingml/2006/main" xmlns:wp="http://schemas.openxmlformats.org/drawingml/2006/wordprocessingDrawing" mc:Ignorable="w14 w15 w16se w16cid w16 w16cex w16sdtdh w16sdtfl w16du wp14">
+  <w:body>
+    <w:p ns2:paraId="246FBBCC" ns2:textId="77777777">
+      <w:pPr>
+        <w:pStyle w:val="Prrafodelista"/>
+        <w:numPr>
+          <w:ilvl w:val="0"/>
+          <w:numId w:val="1"/>
+        </w:numPr>
+        <w:jc w:val="both"/>
+        <w:rPr>
+          <w:rFonts w:ascii="Times New Roman" w:hAnsi="Times New Roman" w:cs="Times New Roman"/>
+          <w:sz w:val="24"/>
+          <w:szCs w:val="24"/>
+        </w:rPr>
+      </w:pPr>
+      <w:r>
+        <w:rPr>
+          <w:rFonts w:ascii="Times New Roman" w:hAnsi="Times New Roman" w:cs="Times New Roman"/>
+          <w:noProof/>
+          <w:sz w:val="24"/>
+          <w:szCs w:val="24"/>
+          <w:lang w:eastAsia="es-PE"/>
+        </w:rPr>
+        <mc:AlternateContent>
+          <mc:Choice Requires="wps">
+            <w:drawing>
+              <wp:anchor distT="45720" distB="45720" distL="114300" distR="114300" simplePos="0" relativeHeight="251663360" behindDoc="0" locked="0" layoutInCell="1" allowOverlap="1" ns4:anchorId="1189B639" ns4:editId="6B207369">
+                <wp:simplePos x="0" y="0"/>
+                <wp:positionH relativeFrom="margin">
+                  <wp:posOffset>2461895</wp:posOffset>
+                </wp:positionH>
+                <wp:positionV relativeFrom="paragraph">
+                  <wp:posOffset>341630</wp:posOffset>
+                </wp:positionV>
+                <wp:extent cx="2360930" cy="1404620"/>
+                <wp:effectExtent l="0" t="0" r="0" b="5080"/>
+                <wp:wrapSquare wrapText="bothSides"/>
+                <wp:docPr id="217" name="Cuadro de texto 2"/>
+                <wp:cNvGraphicFramePr>
+                  <a:graphicFrameLocks/>
+                </wp:cNvGraphicFramePr>
+                <a:graphic>
+                  <a:graphicData uri="http://schemas.microsoft.com/office/word/2010/wordprocessingShape">
                     <ns6:wsp>
                       <ns6:cNvSpPr txBox="1">
-                        <ns5:spLocks noChangeArrowheads="1"/>
+                        <a:spLocks noChangeArrowheads="1"/>
                       </ns6:cNvSpPr>
                       <ns6:spPr bwMode="auto">
-                        <ns5:xfrm>
-                          <ns5:off x="0" y="0"/>
-                          <ns5:ext cx="2360930" cy="1404620"/>
-                        </ns5:xfrm>
-                        <ns5:prstGeom prst="rect">
-                          <ns5:avLst/>
-                        </ns5:prstGeom>
-                        <ns5:solidFill>
-                          <ns5:srgbClr val="FFFFFF"/>
-                        </ns5:solidFill>
-                        <ns5:ln w="9525">
-                          <ns5:noFill/>
-                          <ns5:miter lim="800000"/>
-                          <ns5:headEnd/>
-                          <ns5:tailEnd/>
-                        </ns5:ln>
+                        <a:xfrm>
+                          <a:off x="0" y="0"/>
+                          <a:ext cx="2360930" cy="1404620"/>
+                        </a:xfrm>
+                        <a:prstGeom prst="rect">
+                          <a:avLst/>
+                        </a:prstGeom>
+                        <a:solidFill>
+                          <a:srgbClr val="FFFFFF"/>
+                        </a:solidFill>
+                        <a:ln w="9525">
+                          <a:noFill/>
+                          <a:miter lim="800000"/>
+                          <a:headEnd/>
+                          <a:tailEnd/>
+                        </a:ln>
                       </ns6:spPr>
                       <ns6:txbx>
-                        <ns0:txbxContent>
-                          <ns0:p ns2:paraId="08CBBA2F" ns2:textId="77777777">
-                            <ns0:pPr>
-                              <ns0:rPr>
-                                <ns0:sz ns0:val="20"/>
-                              </ns0:rPr>
-                            </ns0:pPr>
-                            <ns7:oMathPara>
-                              <ns7:oMath>
-                                <ns7:d>
-                                  <ns7:dPr>
-                                    <ns7:ctrlPr>
-                                      <ns0:rPr>
-                                        <ns0:rFonts ns0:ascii="Cambria Math" ns0:hAnsi="Cambria Math"/>
-                                        <ns0:i/>
-                                        <ns0:sz ns0:val="24"/>
-                                      </ns0:rPr>
-                                    </ns7:ctrlPr>
-                                  </ns7:dPr>
-                                  <ns7:e>
-                                    <ns7:r>
-                                      <ns0:rPr>
-                                        <ns0:rFonts ns0:ascii="Cambria Math" ns0:hAnsi="Cambria Math"/>
-                                        <ns0:sz ns0:val="24"/>
-                                      </ns0:rPr>
-                                      <ns7:t>2a+1</ns7:t>
-                                    </ns7:r>
-                                  </ns7:e>
-                                </ns7:d>
-                                <ns7:r>
-                                  <ns0:rPr>
-                                    <ns0:rFonts ns0:ascii="Cambria Math" ns0:hAnsi="Cambria Math"/>
-                                    <ns0:sz ns0:val="24"/>
-                                  </ns0:rPr>
-                                  <ns7:t xml:space="preserve"> factores</ns7:t>
-                                </ns7:r>
-                              </ns7:oMath>
-                            </ns7:oMathPara>
-                          </ns0:p>
-                        </ns0:txbxContent>
+                        <w:txbxContent>
+                          <w:p ns2:paraId="08CBBA2F" ns2:textId="77777777">
+                            <w:pPr>
+                              <w:rPr>
+                                <w:sz w:val="20"/>
+                              </w:rPr>
+                            </w:pPr>
+                            <m:oMathPara>
+                              <m:oMath>
+                                <m:d>
+                                  <m:dPr>
+                                    <m:ctrlPr>
+                                      <w:rPr>
+                                        <w:rFonts w:ascii="Cambria Math" w:hAnsi="Cambria Math"/>
+                                        <w:i/>
+                                        <w:sz w:val="24"/>
+                                      </w:rPr>
+                                    </m:ctrlPr>
+                                  </m:dPr>
+                                  <m:e>
+                                    <m:r>
+                                      <w:rPr>
+                                        <w:rFonts w:ascii="Cambria Math" w:hAnsi="Cambria Math"/>
+                                        <w:sz w:val="24"/>
+                                      </w:rPr>
+                                      <m:t>2a+1</m:t>
+                                    </m:r>
+                                  </m:e>
+                                </m:d>
+                                <m:r>
+                                  <w:rPr>
+                                    <w:rFonts w:ascii="Cambria Math" w:hAnsi="Cambria Math"/>
+                                    <w:sz w:val="24"/>
+                                  </w:rPr>
+                                  <m:t xml:space="preserve"> factores</m:t>
+                                </m:r>
+                              </m:oMath>
+                            </m:oMathPara>
+                          </w:p>
+                        </w:txbxContent>
                       </ns6:txbx>
                       <ns6:bodyPr rot="0" vert="horz" wrap="square" lIns="91440" tIns="45720" rIns="91440" bIns="45720" anchor="t" anchorCtr="0">
-                        <ns5:spAutoFit/>
+                        <a:spAutoFit/>
                       </ns6:bodyPr>
                     </ns6:wsp>
-                  </ns5:graphicData>
-                </ns5:graphic>
+                  </a:graphicData>
+                </a:graphic>
                 <ns4:sizeRelH relativeFrom="margin">
                   <ns4:pctWidth>40000</ns4:pctWidth>
                 </ns4:sizeRelH>
                 <ns4:sizeRelV relativeFrom="margin">
                   <ns4:pctHeight>20000</ns4:pctHeight>
                 </ns4:sizeRelV>
-              </ns3:anchor>
-            </ns0:drawing>
-          </ns1:Choice>
-          <ns1:Fallback>
-            <ns0:pict>
-              <ns8:shape ns2:anchorId="1189B639" id="_x0000_s1028" type="#_x0000_t202" style="position:absolute;left:0;text-align:left;margin-left:193.85pt;margin-top:26.9pt;width:185.9pt;height:110.6pt;z-index:251663360;visibility:visible;mso-wrap-style:square;mso-width-percent:400;mso-height-percent:200;mso-wrap-distance-left:9pt;mso-wrap-distance-top:3.6pt;mso-wrap-distance-right:9pt;mso-wrap-distance-bottom:3.6pt;mso-position-horizontal:absolute;mso-position-horizontal-relative:margin;mso-position-vertical:absolute;mso-position-vertical-relative:text;mso-width-percent:400;mso-height-percent:200;mso-width-relative:margin;mso-height-relative:margin;v-text-anchor:top" ns9:gfxdata="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" stroked="f">
-                <ns8:textbox style="mso-fit-shape-to-text:t">
-                  <ns0:txbxContent>
-                    <ns0:p ns2:paraId="08CBBA2F" ns2:textId="77777777">
-                      <ns0:pPr>
-                        <ns0:rPr>
-                          <ns0:sz ns0:val="20"/>
-                        </ns0:rPr>
-                      </ns0:pPr>
-                      <ns7:oMathPara>
-                        <ns7:oMath>
-                          <ns7:d>
-                            <ns7:dPr>
-                              <ns7:ctrlPr>
-                                <ns0:rPr>
-                                  <ns0:rFonts ns0:ascii="Cambria Math" ns0:hAnsi="Cambria Math"/>
-                                  <ns0:i/>
-                                  <ns0:sz ns0:val="24"/>
-                                </ns0:rPr>
-                              </ns7:ctrlPr>
-                            </ns7:dPr>
-                            <ns7:e>
-                              <ns7:r>
-                                <ns0:rPr>
-                                  <ns0:rFonts ns0:ascii="Cambria Math" ns0:hAnsi="Cambria Math"/>
-                                  <ns0:sz ns0:val="24"/>
-                                </ns0:rPr>
-                                <ns7:t>2a+1</ns7:t>
-                              </ns7:r>
-                            </ns7:e>
-                          </ns7:d>
-                          <ns7:r>
-                            <ns0:rPr>
-                              <ns0:rFonts ns0:ascii="Cambria Math" ns0:hAnsi="Cambria Math"/>
-                              <ns0:sz ns0:val="24"/>
-                            </ns0:rPr>
-                            <ns7:t xml:space="preserve"> factores</ns7:t>
-                          </ns7:r>
-                        </ns7:oMath>
-                      </ns7:oMathPara>
-                    </ns0:p>
-                  </ns0:txbxContent>
-                </ns8:textbox>
+              </wp:anchor>
+            </w:drawing>
+          </mc:Choice>
+          <mc:Fallback>
+            <w:pict>
+              <v:shape ns2:anchorId="1189B639" id="_x0000_s1028" type="#_x0000_t202" style="position:absolute;left:0;text-align:left;margin-left:193.85pt;margin-top:26.9pt;width:185.9pt;height:110.6pt;z-index:251663360;visibility:visible;mso-wrap-style:square;mso-width-percent:400;mso-height-percent:200;mso-wrap-distance-left:9pt;mso-wrap-distance-top:3.6pt;mso-wrap-distance-right:9pt;mso-wrap-distance-bottom:3.6pt;mso-position-horizontal:absolute;mso-position-horizontal-relative:margin;mso-position-vertical:absolute;mso-position-vertical-relative:text;mso-width-percent:400;mso-height-percent:200;mso-width-relative:margin;mso-height-relative:margin;v-text-anchor:top" o:gfxdata="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" stroked="f">
+                <v:textbox style="mso-fit-shape-to-text:t">
+                  <w:txbxContent>
+                    <w:p ns2:paraId="08CBBA2F" ns2:textId="77777777">
+                      <w:pPr>
+                        <w:rPr>
+                          <w:sz w:val="20"/>
+                        </w:rPr>
+                      </w:pPr>
+                      <m:oMathPara>
+                        <m:oMath>
+                          <m:d>
+                            <m:dPr>
+                              <m:ctrlPr>
+                                <w:rPr>
+                                  <w:rFonts w:ascii="Cambria Math" w:hAnsi="Cambria Math"/>
+                                  <w:i/>
+                                  <w:sz w:val="24"/>
+                                </w:rPr>
+                              </m:ctrlPr>
+                            </m:dPr>
+                            <m:e>
+                              <m:r>
+                                <w:rPr>
+                                  <w:rFonts w:ascii="Cambria Math" w:hAnsi="Cambria Math"/>
+                                  <w:sz w:val="24"/>
+                                </w:rPr>
+                                <m:t>2a+1</m:t>
+                              </m:r>
+                            </m:e>
+                          </m:d>
+                          <m:r>
+                            <w:rPr>
+                              <w:rFonts w:ascii="Cambria Math" w:hAnsi="Cambria Math"/>
+                              <w:sz w:val="24"/>
+                            </w:rPr>
+                            <m:t xml:space="preserve"> factores</m:t>
+                          </m:r>
+                        </m:oMath>
+                      </m:oMathPara>
+                    </w:p>
+                  </w:txbxContent>
+                </v:textbox>
                 <ns10:wrap type="square" anchorx="margin"/>
-              </ns8:shape>
-            </ns0:pict>
-          </ns1:Fallback>
-        </ns1:AlternateContent>
-      </ns0:r>
-      <ns0:r>
-        <ns0:rPr>
-          <ns0:rFonts ns0:ascii="Times New Roman" ns0:hAnsi="Times New Roman" ns0:cs="Times New Roman"/>
-          <ns0:sz ns0:val="24"/>
-          <ns0:szCs ns0:val="24"/>
-        </ns0:rPr>
-        <ns0:t xml:space="preserve">Si: </ns0:t>
-      </ns0:r>
-      <ns7:oMath>
-        <ns7:sSup>
-          <ns7:sSupPr>
-            <ns7:ctrlPr>
-              <ns0:rPr>
-                <ns0:rFonts ns0:ascii="Cambria Math" ns0:hAnsi="Cambria Math" ns0:cs="Times New Roman"/>
-                <ns0:i/>
-                <ns0:sz ns0:val="28"/>
-                <ns0:szCs ns0:val="24"/>
-              </ns0:rPr>
-            </ns7:ctrlPr>
-          </ns7:sSupPr>
-          <ns7:e>
-            <ns7:r>
-              <ns0:rPr>
-                <ns0:rFonts ns0:ascii="Cambria Math" ns0:hAnsi="Cambria Math" ns0:cs="Times New Roman"/>
-                <ns0:sz ns0:val="28"/>
-                <ns0:szCs ns0:val="24"/>
-              </ns0:rPr>
-              <ns7:t>a</ns7:t>
-            </ns7:r>
-          </ns7:e>
-          <ns7:sup>
-            <ns7:r>
-              <ns0:rPr>
-                <ns0:rFonts ns0:ascii="Cambria Math" ns0:hAnsi="Cambria Math" ns0:cs="Times New Roman"/>
-                <ns0:sz ns0:val="28"/>
-                <ns0:szCs ns0:val="24"/>
-              </ns0:rPr>
-              <ns7:t>5</ns7:t>
-            </ns7:r>
-          </ns7:sup>
-        </ns7:sSup>
-        <ns7:r>
-          <ns0:rPr>
-            <ns0:rFonts ns0:ascii="Cambria Math" ns0:hAnsi="Cambria Math" ns0:cs="Times New Roman"/>
-            <ns0:sz ns0:val="28"/>
-            <ns0:szCs ns0:val="24"/>
-          </ns0:rPr>
-          <ns7:t>=</ns7:t>
-        </ns7:r>
-        <ns7:sSup>
-          <ns7:sSupPr>
-            <ns7:ctrlPr>
-              <ns0:rPr>
-                <ns0:rFonts ns0:ascii="Cambria Math" ns0:hAnsi="Cambria Math" ns0:cs="Times New Roman"/>
-                <ns0:i/>
-                <ns0:sz ns0:val="28"/>
-                <ns0:szCs ns0:val="24"/>
-              </ns0:rPr>
-            </ns7:ctrlPr>
-          </ns7:sSupPr>
-          <ns7:e>
-            <ns7:r>
-              <ns0:rPr>
-                <ns0:rFonts ns0:ascii="Cambria Math" ns0:hAnsi="Cambria Math" ns0:cs="Times New Roman"/>
-                <ns0:sz ns0:val="28"/>
-                <ns0:szCs ns0:val="24"/>
-              </ns0:rPr>
-              <ns7:t>3</ns7:t>
-            </ns7:r>
-          </ns7:e>
-          <ns7:sup>
-            <ns7:r>
-              <ns0:rPr>
-                <ns0:rFonts ns0:ascii="Cambria Math" ns0:hAnsi="Cambria Math" ns0:cs="Times New Roman"/>
-                <ns0:sz ns0:val="28"/>
-                <ns0:szCs ns0:val="24"/>
-              </ns0:rPr>
-              <ns7:t>50</ns7:t>
-            </ns7:r>
-          </ns7:sup>
-        </ns7:sSup>
-        <ns7:r>
-          <ns0:rPr>
-            <ns0:rFonts ns0:ascii="Cambria Math" ns0:hAnsi="Cambria Math" ns0:cs="Times New Roman"/>
-            <ns0:sz ns0:val="28"/>
-            <ns0:szCs ns0:val="24"/>
-          </ns0:rPr>
-          <ns7:t>-2a</ns7:t>
-        </ns7:r>
-      </ns7:oMath>
-      <ns0:r>
-        <ns0:rPr>
-          <ns0:rFonts ns0:ascii="Times New Roman" ns0:eastAsiaTheme="minorEastAsia" ns0:hAnsi="Times New Roman" ns0:cs="Times New Roman"/>
-          <ns0:sz ns0:val="24"/>
-          <ns0:szCs ns0:val="24"/>
-        </ns0:rPr>
-        <ns0:t xml:space="preserve">. Determinar: </ns0:t>
-      </ns0:r>
-      <ns7:oMath>
-        <ns7:r>
-          <ns0:rPr>
-            <ns0:rFonts ns0:ascii="Cambria Math" ns0:eastAsiaTheme="minorEastAsia" ns0:hAnsi="Cambria Math" ns0:cs="Times New Roman"/>
-            <ns0:sz ns0:val="28"/>
-            <ns0:szCs ns0:val="24"/>
-          </ns0:rPr>
-          <ns7:t>M=</ns7:t>
-        </ns7:r>
-        <ns7:groupChr>
-          <ns7:groupChrPr>
-            <ns7:ctrlPr>
-              <ns0:rPr>
-                <ns0:rFonts ns0:ascii="Cambria Math" ns0:eastAsiaTheme="minorEastAsia" ns0:hAnsi="Cambria Math" ns0:cs="Times New Roman"/>
-                <ns0:i/>
-                <ns0:sz ns0:val="28"/>
-                <ns0:szCs ns0:val="24"/>
-              </ns0:rPr>
-            </ns7:ctrlPr>
-          </ns7:groupChrPr>
-          <ns7:e>
-            <ns7:r>
-              <ns0:rPr>
-                <ns0:rFonts ns0:ascii="Cambria Math" ns0:eastAsiaTheme="minorEastAsia" ns0:hAnsi="Cambria Math" ns0:cs="Times New Roman"/>
-                <ns0:sz ns0:val="28"/>
-                <ns0:szCs ns0:val="24"/>
-              </ns0:rPr>
-              <ns7:t>3×3×…×3×</ns7:t>
-            </ns7:r>
-            <ns7:sSup>
-              <ns7:sSupPr>
-                <ns7:ctrlPr>
-                  <ns0:rPr>
-                    <ns0:rFonts ns0:ascii="Cambria Math" ns0:eastAsiaTheme="minorEastAsia" ns0:hAnsi="Cambria Math" ns0:cs="Times New Roman"/>
-                    <ns0:i/>
-                    <ns0:sz ns0:val="28"/>
-                    <ns0:szCs ns0:val="24"/>
-                  </ns0:rPr>
-                </ns7:ctrlPr>
-              </ns7:sSupPr>
-              <ns7:e>
-                <ns7:r>
-                  <ns0:rPr>
-                    <ns0:rFonts ns0:ascii="Cambria Math" ns0:eastAsiaTheme="minorEastAsia" ns0:hAnsi="Cambria Math" ns0:cs="Times New Roman"/>
-                    <ns0:sz ns0:val="28"/>
-                    <ns0:szCs ns0:val="24"/>
-                  </ns0:rPr>
-                  <ns7:t>3</ns7:t>
-                </ns7:r>
-              </ns7:e>
-              <ns7:sup>
-                <ns7:sSup>
-                  <ns7:sSupPr>
-                    <ns7:ctrlPr>
-                      <ns0:rPr>
-                        <ns0:rFonts ns0:ascii="Cambria Math" ns0:eastAsiaTheme="minorEastAsia" ns0:hAnsi="Cambria Math" ns0:cs="Times New Roman"/>
-                        <ns0:i/>
-                        <ns0:sz ns0:val="28"/>
-                        <ns0:szCs ns0:val="24"/>
-                      </ns0:rPr>
-                    </ns7:ctrlPr>
-                  </ns7:sSupPr>
-                  <ns7:e>
-                    <ns7:r>
-                      <ns0:rPr>
-                        <ns0:rFonts ns0:ascii="Cambria Math" ns0:eastAsiaTheme="minorEastAsia" ns0:hAnsi="Cambria Math" ns0:cs="Times New Roman"/>
-                        <ns0:sz ns0:val="28"/>
-                        <ns0:szCs ns0:val="24"/>
-                      </ns0:rPr>
-                      <ns7:t>a</ns7:t>
-                    </ns7:r>
-                  </ns7:e>
-                  <ns7:sup>
-                    <ns7:r>
-                      <ns0:rPr>
-                        <ns0:rFonts ns0:ascii="Cambria Math" ns0:eastAsiaTheme="minorEastAsia" ns0:hAnsi="Cambria Math" ns0:cs="Times New Roman"/>
-                        <ns0:sz ns0:val="28"/>
-                        <ns0:szCs ns0:val="24"/>
-                      </ns0:rPr>
-                      <ns7:t>5</ns7:t>
-                    </ns7:r>
-                  </ns7:sup>
-                </ns7:sSup>
-              </ns7:sup>
-            </ns7:sSup>
-          </ns7:e>
-        </ns7:groupChr>
-      </ns7:oMath>
-      <ns0:r>
-        <ns0:rPr>
-          <ns0:rFonts ns0:ascii="Times New Roman" ns0:eastAsiaTheme="minorEastAsia" ns0:hAnsi="Times New Roman" ns0:cs="Times New Roman"/>
-          <ns0:sz ns0:val="24"/>
-          <ns0:szCs ns0:val="24"/>
-        </ns0:rPr>
-        <ns0:t xml:space="preserve"> </ns0:t>
-      </ns0:r>
-    </ns0:p>
-    <ns0:p ns2:paraId="6D843D80" ns2:textId="77777777">
-      <ns0:pPr>
-        <ns0:pStyle ns0:val="Prrafodelista"/>
-        <ns0:rPr>
-          <ns0:rFonts ns0:ascii="Times New Roman" ns0:hAnsi="Times New Roman" ns0:cs="Times New Roman"/>
-          <ns0:sz ns0:val="24"/>
-          <ns0:szCs ns0:val="24"/>
-        </ns0:rPr>
-      </ns0:pPr>
-    </ns0:p>
-    <ns0:p ns2:paraId="053840C7" ns2:textId="77777777">
-      <ns0:pPr>
-        <ns0:pStyle ns0:val="Prrafodelista"/>
-        <ns0:rPr>
-          <ns0:rFonts ns0:ascii="Times New Roman" ns0:hAnsi="Times New Roman" ns0:cs="Times New Roman"/>
-          <ns0:sz ns0:val="24"/>
-          <ns0:szCs ns0:val="24"/>
-        </ns0:rPr>
-      </ns0:pPr>
-    </ns0:p>
-    <ns0:p ns2:paraId="5A19CDB6" ns2:textId="77777777">
-      <ns0:pPr>
-        <ns0:pStyle ns0:val="Prrafodelista"/>
-        <ns0:rPr>
-          <ns0:rFonts ns0:ascii="Times New Roman" ns0:hAnsi="Times New Roman" ns0:cs="Times New Roman"/>
-          <ns0:sz ns0:val="24"/>
-          <ns0:szCs ns0:val="24"/>
-        </ns0:rPr>
-      </ns0:pPr>
-    </ns0:p>
-    <ns0:p ns2:paraId="2AF59A88" ns2:textId="77777777">
-      <ns0:pPr>
-        <ns0:pStyle ns0:val="Prrafodelista"/>
-        <ns0:numPr>
-          <ns0:ilvl ns0:val="0"/>
-          <ns0:numId ns0:val="50"/>
-        </ns0:numPr>
-        <ns0:rPr>
-          <ns0:rFonts ns0:ascii="Times New Roman" ns0:hAnsi="Times New Roman" ns0:cs="Times New Roman"/>
-          <ns0:sz ns0:val="24"/>
-          <ns0:szCs ns0:val="24"/>
-          <ns0:highlight ns0:val="yellow"/>
-        </ns0:rPr>
-      </ns0:pPr>
-      <ns0:r>
-        <ns0:rPr>
-          <ns0:rFonts ns0:ascii="Times New Roman" ns0:eastAsiaTheme="minorEastAsia" ns0:hAnsi="Times New Roman" ns0:cs="Times New Roman"/>
-          <ns0:sz ns0:val="28"/>
-          <ns0:szCs ns0:val="24"/>
-        </ns0:rPr>
-        <ns0:t xml:space="preserve"> </ns0:t>
-      </ns0:r>
-      <ns7:oMath>
-        <ns7:sSup>
-          <ns7:sSupPr>
-            <ns7:ctrlPr>
-              <ns0:rPr>
-                <ns0:rFonts ns0:ascii="Cambria Math" ns0:hAnsi="Cambria Math" ns0:cs="Times New Roman"/>
-                <ns0:i/>
-                <ns0:sz ns0:val="28"/>
-                <ns0:szCs ns0:val="24"/>
-              </ns0:rPr>
-            </ns7:ctrlPr>
-          </ns7:sSupPr>
-          <ns7:e>
-            <ns7:r>
-              <ns0:rPr>
-                <ns0:rFonts ns0:ascii="Cambria Math" ns0:hAnsi="Cambria Math" ns0:cs="Times New Roman"/>
-                <ns0:sz ns0:val="28"/>
-                <ns0:szCs ns0:val="24"/>
-              </ns0:rPr>
-              <ns7:t>3</ns7:t>
-            </ns7:r>
-          </ns7:e>
-          <ns7:sup>
-            <ns7:sSup>
-              <ns7:sSupPr>
-                <ns7:ctrlPr>
-                  <ns0:rPr>
-                    <ns0:rFonts ns0:ascii="Cambria Math" ns0:hAnsi="Cambria Math" ns0:cs="Times New Roman"/>
-                    <ns0:i/>
-                    <ns0:sz ns0:val="28"/>
-                    <ns0:szCs ns0:val="24"/>
-                  </ns0:rPr>
-                </ns7:ctrlPr>
-              </ns7:sSupPr>
-              <ns7:e>
-                <ns7:r>
-                  <ns0:rPr>
-                    <ns0:rFonts ns0:ascii="Cambria Math" ns0:hAnsi="Cambria Math" ns0:cs="Times New Roman"/>
-                    <ns0:sz ns0:val="28"/>
-                    <ns0:szCs ns0:val="24"/>
-                  </ns0:rPr>
-                  <ns7:t>3</ns7:t>
-                </ns7:r>
-              </ns7:e>
-              <ns7:sup>
-                <ns7:r>
-                  <ns0:rPr>
-                    <ns0:rFonts ns0:ascii="Cambria Math" ns0:hAnsi="Cambria Math" ns0:cs="Times New Roman"/>
-                    <ns0:sz ns0:val="28"/>
-                    <ns0:szCs ns0:val="24"/>
-                  </ns0:rPr>
-                  <ns7:t>50</ns7:t>
-                </ns7:r>
-              </ns7:sup>
-            </ns7:sSup>
-          </ns7:sup>
-        </ns7:sSup>
-      </ns7:oMath>
-    </ns0:p>
-    <ns0:p ns2:paraId="2B361DF6" ns2:textId="77777777">
-      <ns0:pPr>
-        <ns0:pStyle ns0:val="Prrafodelista"/>
-        <ns0:numPr>
-          <ns0:ilvl ns0:val="0"/>
-          <ns0:numId ns0:val="50"/>
-        </ns0:numPr>
-        <ns0:rPr>
-          <ns0:rFonts ns0:ascii="Times New Roman" ns0:hAnsi="Times New Roman" ns0:cs="Times New Roman"/>
-          <ns0:sz ns0:val="24"/>
-          <ns0:szCs ns0:val="24"/>
-        </ns0:rPr>
-      </ns0:pPr>
-      <ns0:r>
-        <ns0:rPr>
-          <ns0:rFonts ns0:ascii="Times New Roman" ns0:eastAsiaTheme="minorEastAsia" ns0:hAnsi="Times New Roman" ns0:cs="Times New Roman"/>
-          <ns0:sz ns0:val="28"/>
-          <ns0:szCs ns0:val="24"/>
-        </ns0:rPr>
-        <ns0:t xml:space="preserve"> </ns0:t>
-      </ns0:r>
-      <ns7:oMath>
-        <ns7:sSup>
-          <ns7:sSupPr>
-            <ns7:ctrlPr>
-              <ns0:rPr>
-                <ns0:rFonts ns0:ascii="Cambria Math" ns0:hAnsi="Cambria Math" ns0:cs="Times New Roman"/>
-                <ns0:i/>
-                <ns0:sz ns0:val="28"/>
-                <ns0:szCs ns0:val="24"/>
-              </ns0:rPr>
-            </ns7:ctrlPr>
-          </ns7:sSupPr>
-          <ns7:e>
-            <ns7:r>
-              <ns0:rPr>
-                <ns0:rFonts ns0:ascii="Cambria Math" ns0:hAnsi="Cambria Math" ns0:cs="Times New Roman"/>
-                <ns0:sz ns0:val="28"/>
-                <ns0:szCs ns0:val="24"/>
-              </ns0:rPr>
-              <ns7:t>3</ns7:t>
-            </ns7:r>
-          </ns7:e>
-          <ns7:sup>
-            <ns7:sSup>
-              <ns7:sSupPr>
-                <ns7:ctrlPr>
-                  <ns0:rPr>
-                    <ns0:rFonts ns0:ascii="Cambria Math" ns0:hAnsi="Cambria Math" ns0:cs="Times New Roman"/>
-                    <ns0:i/>
-                    <ns0:sz ns0:val="28"/>
-                    <ns0:szCs ns0:val="24"/>
-                  </ns0:rPr>
-                </ns7:ctrlPr>
-              </ns7:sSupPr>
-              <ns7:e>
-                <ns7:r>
-                  <ns0:rPr>
-                    <ns0:rFonts ns0:ascii="Cambria Math" ns0:hAnsi="Cambria Math" ns0:cs="Times New Roman"/>
-                    <ns0:sz ns0:val="28"/>
-                    <ns0:szCs ns0:val="24"/>
-                  </ns0:rPr>
-                  <ns7:t>3</ns7:t>
-                </ns7:r>
-              </ns7:e>
-              <ns7:sup>
-                <ns7:r>
-                  <ns0:rPr>
-                    <ns0:rFonts ns0:ascii="Cambria Math" ns0:hAnsi="Cambria Math" ns0:cs="Times New Roman"/>
-                    <ns0:sz ns0:val="28"/>
-                    <ns0:szCs ns0:val="24"/>
-                  </ns0:rPr>
-                  <ns7:t>49</ns7:t>
-                </ns7:r>
-              </ns7:sup>
-            </ns7:sSup>
-          </ns7:sup>
-        </ns7:sSup>
-      </ns7:oMath>
-    </ns0:p>
-    <ns0:p ns2:paraId="562835F1" ns2:textId="77777777">
-      <ns0:pPr>
-        <ns0:pStyle ns0:val="Prrafodelista"/>
-        <ns0:numPr>
-          <ns0:ilvl ns0:val="0"/>
-          <ns0:numId ns0:val="50"/>
-        </ns0:numPr>
-        <ns0:rPr>
-          <ns0:rFonts ns0:ascii="Times New Roman" ns0:hAnsi="Times New Roman" ns0:cs="Times New Roman"/>
-          <ns0:sz ns0:val="24"/>
-          <ns0:szCs ns0:val="24"/>
-        </ns0:rPr>
-      </ns0:pPr>
-      <ns7:oMath>
-        <ns7:sSup>
-          <ns7:sSupPr>
-            <ns7:ctrlPr>
-              <ns0:rPr>
-                <ns0:rFonts ns0:ascii="Cambria Math" ns0:hAnsi="Cambria Math" ns0:cs="Times New Roman"/>
-                <ns0:i/>
-                <ns0:sz ns0:val="28"/>
-                <ns0:szCs ns0:val="24"/>
-              </ns0:rPr>
-            </ns7:ctrlPr>
-          </ns7:sSupPr>
-          <ns7:e>
-            <ns7:r>
-              <ns0:rPr>
-                <ns0:rFonts ns0:ascii="Cambria Math" ns0:hAnsi="Cambria Math" ns0:cs="Times New Roman"/>
-                <ns0:sz ns0:val="28"/>
-                <ns0:szCs ns0:val="24"/>
-              </ns0:rPr>
-              <ns7:t xml:space="preserve"> 3</ns7:t>
-            </ns7:r>
-          </ns7:e>
-          <ns7:sup>
-            <ns7:r>
-              <ns0:rPr>
-                <ns0:rFonts ns0:ascii="Cambria Math" ns0:hAnsi="Cambria Math" ns0:cs="Times New Roman"/>
-                <ns0:sz ns0:val="28"/>
-                <ns0:szCs ns0:val="24"/>
-              </ns0:rPr>
-              <ns7:t>50</ns7:t>
-            </ns7:r>
-          </ns7:sup>
-        </ns7:sSup>
-      </ns7:oMath>
-    </ns0:p>
-    <ns0:p ns2:paraId="5FAA34A4" ns2:textId="77777777">
-      <ns0:pPr>
-        <ns0:pStyle ns0:val="Prrafodelista"/>
-        <ns0:numPr>
-          <ns0:ilvl ns0:val="0"/>
-          <ns0:numId ns0:val="50"/>
-        </ns0:numPr>
-        <ns0:rPr>
-          <ns0:rFonts ns0:ascii="Times New Roman" ns0:hAnsi="Times New Roman" ns0:cs="Times New Roman"/>
-          <ns0:sz ns0:val="24"/>
-          <ns0:szCs ns0:val="24"/>
-        </ns0:rPr>
-      </ns0:pPr>
-      <ns7:oMath>
-        <ns7:r>
-          <ns0:rPr>
-            <ns0:rFonts ns0:ascii="Cambria Math" ns0:hAnsi="Cambria Math" ns0:cs="Times New Roman"/>
-            <ns0:sz ns0:val="28"/>
-            <ns0:szCs ns0:val="24"/>
-          </ns0:rPr>
-          <ns7:t xml:space="preserve"> </ns7:t>
-        </ns7:r>
-        <ns7:sSup>
-          <ns7:sSupPr>
-            <ns7:ctrlPr>
-              <ns0:rPr>
-                <ns0:rFonts ns0:ascii="Cambria Math" ns0:hAnsi="Cambria Math" ns0:cs="Times New Roman"/>
-                <ns0:i/>
-                <ns0:sz ns0:val="28"/>
-                <ns0:szCs ns0:val="24"/>
-              </ns0:rPr>
-            </ns7:ctrlPr>
-          </ns7:sSupPr>
-          <ns7:e>
-            <ns7:r>
-              <ns0:rPr>
-                <ns0:rFonts ns0:ascii="Cambria Math" ns0:hAnsi="Cambria Math" ns0:cs="Times New Roman"/>
-                <ns0:sz ns0:val="28"/>
-                <ns0:szCs ns0:val="24"/>
-              </ns0:rPr>
-              <ns7:t>3</ns7:t>
-            </ns7:r>
-          </ns7:e>
-          <ns7:sup>
-            <ns7:sSup>
-              <ns7:sSupPr>
-                <ns7:ctrlPr>
-                  <ns0:rPr>
-                    <ns0:rFonts ns0:ascii="Cambria Math" ns0:hAnsi="Cambria Math" ns0:cs="Times New Roman"/>
-                    <ns0:i/>
-                    <ns0:sz ns0:val="28"/>
-                    <ns0:szCs ns0:val="24"/>
-                  </ns0:rPr>
-                </ns7:ctrlPr>
-              </ns7:sSupPr>
-              <ns7:e>
-                <ns7:r>
-                  <ns0:rPr>
-                    <ns0:rFonts ns0:ascii="Cambria Math" ns0:hAnsi="Cambria Math" ns0:cs="Times New Roman"/>
-                    <ns0:sz ns0:val="28"/>
-                    <ns0:szCs ns0:val="24"/>
-                  </ns0:rPr>
-                  <ns7:t>49</ns7:t>
-                </ns7:r>
-              </ns7:e>
-              <ns7:sup>
-                <ns7:r>
-                  <ns0:rPr>
-                    <ns0:rFonts ns0:ascii="Cambria Math" ns0:hAnsi="Cambria Math" ns0:cs="Times New Roman"/>
-                    <ns0:sz ns0:val="28"/>
-                    <ns0:szCs ns0:val="24"/>
-                  </ns0:rPr>
-                  <ns7:t>50</ns7:t>
-                </ns7:r>
-              </ns7:sup>
-            </ns7:sSup>
-          </ns7:sup>
-        </ns7:sSup>
-      </ns7:oMath>
-    </ns0:p>
-    <ns0:p ns2:paraId="1FB26C78" ns2:textId="77777777">
-      <ns0:pPr>
-        <ns0:pStyle ns0:val="Prrafodelista"/>
-        <ns0:numPr>
-          <ns0:ilvl ns0:val="0"/>
-          <ns0:numId ns0:val="50"/>
-        </ns0:numPr>
-        <ns0:rPr>
-          <ns0:rFonts ns0:ascii="Times New Roman" ns0:hAnsi="Times New Roman" ns0:cs="Times New Roman"/>
-          <ns0:sz ns0:val="24"/>
-          <ns0:szCs ns0:val="24"/>
-        </ns0:rPr>
-      </ns0:pPr>
-      <ns7:oMath>
-        <ns7:sSup>
-          <ns7:sSupPr>
-            <ns7:ctrlPr>
-              <ns0:rPr>
-                <ns0:rFonts ns0:ascii="Cambria Math" ns0:hAnsi="Cambria Math" ns0:cs="Times New Roman"/>
-                <ns0:i/>
-                <ns0:sz ns0:val="28"/>
-                <ns0:szCs ns0:val="24"/>
-              </ns0:rPr>
-            </ns7:ctrlPr>
-          </ns7:sSupPr>
-          <ns7:e>
-            <ns7:r>
-              <ns0:rPr>
-                <ns0:rFonts ns0:ascii="Cambria Math" ns0:hAnsi="Cambria Math" ns0:cs="Times New Roman"/>
-                <ns0:sz ns0:val="28"/>
-                <ns0:szCs ns0:val="24"/>
-              </ns0:rPr>
-              <ns7:t xml:space="preserve"> 3</ns7:t>
-            </ns7:r>
-          </ns7:e>
-          <ns7:sup>
-            <ns7:r>
-              <ns0:rPr>
-                <ns0:rFonts ns0:ascii="Cambria Math" ns0:hAnsi="Cambria Math" ns0:cs="Times New Roman"/>
-                <ns0:sz ns0:val="28"/>
-                <ns0:szCs ns0:val="24"/>
-              </ns0:rPr>
-              <ns7:t>49</ns7:t>
-            </ns7:r>
-          </ns7:sup>
-        </ns7:sSup>
-      </ns7:oMath>
-    </ns0:p>
-    <ns0:p ns2:paraId="1AF7F8DC" ns2:textId="77777777">
-      <ns0:pPr>
-        <ns0:pStyle ns0:val="Prrafodelista"/>
-        <ns0:ind ns0:left="1080"/>
-        <ns0:rPr>
-          <ns0:rFonts ns0:ascii="Times New Roman" ns0:hAnsi="Times New Roman" ns0:cs="Times New Roman"/>
-          <ns0:sz ns0:val="24"/>
-          <ns0:szCs ns0:val="24"/>
-        </ns0:rPr>
-      </ns0:pPr>
-    </ns0:p>
-    <ns0:p/>
-    <ns0:sectPr ns0:rsidR="006C372E" ns0:rsidRPr="00751676" ns0:rsidSect="00544F5E">
-      <ns0:headerReference ns0:type="default" ns11:id="rId19"/>
-      <ns0:footerReference ns0:type="default" ns11:id="rId20"/>
-      <ns0:pgSz ns0:w="12242" ns0:h="18722"/>
-      <ns0:pgMar ns0:top="1134" ns0:right="1134" ns0:bottom="1134" ns0:left="1134" ns0:header="709" ns0:footer="709" ns0:gutter="0"/>
-      <ns0:cols ns0:space="708"/>
-      <ns0:docGrid ns0:linePitch="360"/>
-    </ns0:sectPr>
-  </ns0:body>
-</ns0:document>
+              </v:shape>
+            </w:pict>
+          </mc:Fallback>
+        </mc:AlternateContent>
+      </w:r>
+      <w:r>
+        <w:rPr>
+          <w:rFonts w:ascii="Times New Roman" w:hAnsi="Times New Roman" w:cs="Times New Roman"/>
+          <w:sz w:val="24"/>
+          <w:szCs w:val="24"/>
+        </w:rPr>
+        <w:t xml:space="preserve">Si: </w:t>
+      </w:r>
+      <m:oMath>
+        <m:sSup>
+          <m:sSupPr>
+            <m:ctrlPr>
+              <w:rPr>
+                <w:rFonts w:ascii="Cambria Math" w:hAnsi="Cambria Math" w:cs="Times New Roman"/>
+                <w:i/>
+                <w:sz w:val="28"/>
+                <w:szCs w:val="24"/>
+              </w:rPr>
+            </m:ctrlPr>
+          </m:sSupPr>
+          <m:e>
+            <m:r>
+              <w:rPr>
+                <w:rFonts w:ascii="Cambria Math" w:hAnsi="Cambria Math" w:cs="Times New Roman"/>
+                <w:sz w:val="28"/>
+                <w:szCs w:val="24"/>
+              </w:rPr>
+              <m:t>a</m:t>
+            </m:r>
+          </m:e>
+          <m:sup>
+            <m:r>
+              <w:rPr>
+                <w:rFonts w:ascii="Cambria Math" w:hAnsi="Cambria Math" w:cs="Times New Roman"/>
+                <w:sz w:val="28"/>
+                <w:szCs w:val="24"/>
+              </w:rPr>
+              <m:t>5</m:t>
+            </m:r>
+          </m:sup>
+        </m:sSup>
+        <m:r>
+          <w:rPr>
+            <w:rFonts w:ascii="Cambria Math" w:hAnsi="Cambria Math" w:cs="Times New Roman"/>
+            <w:sz w:val="28"/>
+            <w:szCs w:val="24"/>
+          </w:rPr>
+          <m:t>=</m:t>
+        </m:r>
+        <m:sSup>
+          <m:sSupPr>
+            <m:ctrlPr>
+              <w:rPr>
+                <w:rFonts w:ascii="Cambria Math" w:hAnsi="Cambria Math" w:cs="Times New Roman"/>
+                <w:i/>
+                <w:sz w:val="28"/>
+                <w:szCs w:val="24"/>
+              </w:rPr>
+            </m:ctrlPr>
+          </m:sSupPr>
+          <m:e>
+            <m:r>
+              <w:rPr>
+                <w:rFonts w:ascii="Cambria Math" w:hAnsi="Cambria Math" w:cs="Times New Roman"/>
+                <w:sz w:val="28"/>
+                <w:szCs w:val="24"/>
+              </w:rPr>
+              <m:t>3</m:t>
+            </m:r>
+          </m:e>
+          <m:sup>
+            <m:r>
+              <w:rPr>
+                <w:rFonts w:ascii="Cambria Math" w:hAnsi="Cambria Math" w:cs="Times New Roman"/>
+                <w:sz w:val="28"/>
+                <w:szCs w:val="24"/>
+              </w:rPr>
+              <m:t>50</m:t>
+            </m:r>
+          </m:sup>
+        </m:sSup>
+        <m:r>
+          <w:rPr>
+            <w:rFonts w:ascii="Cambria Math" w:hAnsi="Cambria Math" w:cs="Times New Roman"/>
+            <w:sz w:val="28"/>
+            <w:szCs w:val="24"/>
+          </w:rPr>
+          <m:t>-2a</m:t>
+        </m:r>
+      </m:oMath>
+      <w:r>
+        <w:rPr>
+          <w:rFonts w:ascii="Times New Roman" w:eastAsiaTheme="minorEastAsia" w:hAnsi="Times New Roman" w:cs="Times New Roman"/>
+          <w:sz w:val="24"/>
+          <w:szCs w:val="24"/>
+        </w:rPr>
+        <w:t xml:space="preserve">. Determinar: </w:t>
+      </w:r>
+      <m:oMath>
+        <m:r>
+          <w:rPr>
+            <w:rFonts w:ascii="Cambria Math" w:eastAsiaTheme="minorEastAsia" w:hAnsi="Cambria Math" w:cs="Times New Roman"/>
+            <w:sz w:val="28"/>
+            <w:szCs w:val="24"/>
+          </w:rPr>
+          <m:t>M=</m:t>
+        </m:r>
+        <m:groupChr>
+          <m:groupChrPr>
+            <m:ctrlPr>
+              <w:rPr>
+                <w:rFonts w:ascii="Cambria Math" w:eastAsiaTheme="minorEastAsia" w:hAnsi="Cambria Math" w:cs="Times New Roman"/>
+                <w:i/>
+                <w:sz w:val="28"/>
+                <w:szCs w:val="24"/>
+              </w:rPr>
+            </m:ctrlPr>
+          </m:groupChrPr>
+          <m:e>
+            <m:r>
+              <w:rPr>
+                <w:rFonts w:ascii="Cambria Math" w:eastAsiaTheme="minorEastAsia" w:hAnsi="Cambria Math" w:cs="Times New Roman"/>
+                <w:sz w:val="28"/>
+                <w:szCs w:val="24"/>
+              </w:rPr>
+              <m:t>3×3×…×3×</m:t>
+            </m:r>
+            <m:sSup>
+              <m:sSupPr>
+                <m:ctrlPr>
+                  <w:rPr>
+                    <w:rFonts w:ascii="Cambria Math" w:eastAsiaTheme="minorEastAsia" w:hAnsi="Cambria Math" w:cs="Times New Roman"/>
+                    <w:i/>
+                    <w:sz w:val="28"/>
+                    <w:szCs w:val="24"/>
+                  </w:rPr>
+                </m:ctrlPr>
+              </m:sSupPr>
+              <m:e>
+                <m:r>
+                  <w:rPr>
+                    <w:rFonts w:ascii="Cambria Math" w:eastAsiaTheme="minorEastAsia" w:hAnsi="Cambria Math" w:cs="Times New Roman"/>
+                    <w:sz w:val="28"/>
+                    <w:szCs w:val="24"/>
+                  </w:rPr>
+                  <m:t>3</m:t>
+                </m:r>
+              </m:e>
+              <m:sup>
+                <m:sSup>
+                  <m:sSupPr>
+                    <m:ctrlPr>
+                      <w:rPr>
+                        <w:rFonts w:ascii="Cambria Math" w:eastAsiaTheme="minorEastAsia" w:hAnsi="Cambria Math" w:cs="Times New Roman"/>
+                        <w:i/>
+                        <w:sz w:val="28"/>
+                        <w:szCs w:val="24"/>
+                      </w:rPr>
+                    </m:ctrlPr>
+                  </m:sSupPr>
+                  <m:e>
+                    <m:r>
+                      <w:rPr>
+                        <w:rFonts w:ascii="Cambria Math" w:eastAsiaTheme="minorEastAsia" w:hAnsi="Cambria Math" w:cs="Times New Roman"/>
+                        <w:sz w:val="28"/>
+                        <w:szCs w:val="24"/>
+                      </w:rPr>
+                      <m:t>a</m:t>
+                    </m:r>
+                  </m:e>
+                  <m:sup>
+                    <m:r>
+                      <w:rPr>
+                        <w:rFonts w:ascii="Cambria Math" w:eastAsiaTheme="minorEastAsia" w:hAnsi="Cambria Math" w:cs="Times New Roman"/>
+                        <w:sz w:val="28"/>
+                        <w:szCs w:val="24"/>
+                      </w:rPr>
+                      <m:t>5</m:t>
+                    </m:r>
+                  </m:sup>
+                </m:sSup>
+              </m:sup>
+            </m:sSup>
+          </m:e>
+        </m:groupChr>
+      </m:oMath>
+      <w:r>
+        <w:rPr>
+          <w:rFonts w:ascii="Times New Roman" w:eastAsiaTheme="minorEastAsia" w:hAnsi="Times New Roman" w:cs="Times New Roman"/>
+          <w:sz w:val="24"/>
+          <w:szCs w:val="24"/>
+        </w:rPr>
+        <w:t xml:space="preserve"> </w:t>
+      </w:r>
+    </w:p>
+    <w:p ns2:paraId="6D843D80" ns2:textId="77777777">
+      <w:pPr>
+        <w:pStyle w:val="Prrafodelista"/>
+        <w:rPr>
+          <w:rFonts w:ascii="Times New Roman" w:hAnsi="Times New Roman" w:cs="Times New Roman"/>
+          <w:sz w:val="24"/>
+          <w:szCs w:val="24"/>
+        </w:rPr>
+      </w:pPr>
+    </w:p>
+    <w:p ns2:paraId="053840C7" ns2:textId="77777777">
+      <w:pPr>
+        <w:pStyle w:val="Prrafodelista"/>
+        <w:rPr>
+          <w:rFonts w:ascii="Times New Roman" w:hAnsi="Times New Roman" w:cs="Times New Roman"/>
+          <w:sz w:val="24"/>
+          <w:szCs w:val="24"/>
+        </w:rPr>
+      </w:pPr>
+    </w:p>
+    <w:p ns2:paraId="5A19CDB6" ns2:textId="77777777">
+      <w:pPr>
+        <w:pStyle w:val="Prrafodelista"/>
+        <w:rPr>
+          <w:rFonts w:ascii="Times New Roman" w:hAnsi="Times New Roman" w:cs="Times New Roman"/>
+          <w:sz w:val="24"/>
+          <w:szCs w:val="24"/>
+        </w:rPr>
+      </w:pPr>
+    </w:p>
+    <w:p ns2:paraId="2AF59A88" ns2:textId="77777777">
+      <w:pPr>
+        <w:pStyle w:val="Prrafodelista"/>
+        <w:numPr>
+          <w:ilvl w:val="0"/>
+          <w:numId w:val="50"/>
+        </w:numPr>
+        <w:rPr>
+          <w:rFonts w:ascii="Times New Roman" w:hAnsi="Times New Roman" w:cs="Times New Roman"/>
+          <w:sz w:val="24"/>
+          <w:szCs w:val="24"/>
+          <w:highlight w:val="yellow"/>
+        </w:rPr>
+      </w:pPr>
+      <w:r>
+        <w:rPr>
+          <w:rFonts w:ascii="Times New Roman" w:eastAsiaTheme="minorEastAsia" w:hAnsi="Times New Roman" w:cs="Times New Roman"/>
+          <w:sz w:val="28"/>
+          <w:szCs w:val="24"/>
+        </w:rPr>
+        <w:t xml:space="preserve"> </w:t>
+      </w:r>
+      <m:oMath>
+        <m:sSup>
+          <m:sSupPr>
+            <m:ctrlPr>
+              <w:rPr>
+                <w:rFonts w:ascii="Cambria Math" w:hAnsi="Cambria Math" w:cs="Times New Roman"/>
+                <w:i/>
+                <w:sz w:val="28"/>
+                <w:szCs w:val="24"/>
+              </w:rPr>
+            </m:ctrlPr>
+          </m:sSupPr>
+          <m:e>
+            <m:r>
+              <w:rPr>
+                <w:rFonts w:ascii="Cambria Math" w:hAnsi="Cambria Math" w:cs="Times New Roman"/>
+                <w:sz w:val="28"/>
+                <w:szCs w:val="24"/>
+              </w:rPr>
+              <m:t>3</m:t>
+            </m:r>
+          </m:e>
+          <m:sup>
+            <m:sSup>
+              <m:sSupPr>
+                <m:ctrlPr>
+                  <w:rPr>
+                    <w:rFonts w:ascii="Cambria Math" w:hAnsi="Cambria Math" w:cs="Times New Roman"/>
+                    <w:i/>
+                    <w:sz w:val="28"/>
+                    <w:szCs w:val="24"/>
+                  </w:rPr>
+                </m:ctrlPr>
+              </m:sSupPr>
+              <m:e>
+                <m:r>
+                  <w:rPr>
+                    <w:rFonts w:ascii="Cambria Math" w:hAnsi="Cambria Math" w:cs="Times New Roman"/>
+                    <w:sz w:val="28"/>
+                    <w:szCs w:val="24"/>
+                  </w:rPr>
+                  <m:t>3</m:t>
+                </m:r>
+              </m:e>
+              <m:sup>
+                <m:r>
+                  <w:rPr>
+                    <w:rFonts w:ascii="Cambria Math" w:hAnsi="Cambria Math" w:cs="Times New Roman"/>
+                    <w:sz w:val="28"/>
+                    <w:szCs w:val="24"/>
+                  </w:rPr>
+                  <m:t>50</m:t>
+                </m:r>
+              </m:sup>
+            </m:sSup>
+          </m:sup>
+        </m:sSup>
+      </m:oMath>
+    </w:p>
+    <w:p ns2:paraId="2B361DF6" ns2:textId="77777777">
+      <w:pPr>
+        <w:pStyle w:val="Prrafodelista"/>
+        <w:numPr>
+          <w:ilvl w:val="0"/>
+          <w:numId w:val="50"/>
+        </w:numPr>
+        <w:rPr>
+          <w:rFonts w:ascii="Times New Roman" w:hAnsi="Times New Roman" w:cs="Times New Roman"/>
+          <w:sz w:val="24"/>
+          <w:szCs w:val="24"/>
+        </w:rPr>
+      </w:pPr>
+      <w:r>
+        <w:rPr>
+          <w:rFonts w:ascii="Times New Roman" w:eastAsiaTheme="minorEastAsia" w:hAnsi="Times New Roman" w:cs="Times New Roman"/>
+          <w:sz w:val="28"/>
+          <w:szCs w:val="24"/>
+        </w:rPr>
+        <w:t xml:space="preserve"> </w:t>
+      </w:r>
+      <m:oMath>
+        <m:sSup>
+          <m:sSupPr>
+            <m:ctrlPr>
+              <w:rPr>
+                <w:rFonts w:ascii="Cambria Math" w:hAnsi="Cambria Math" w:cs="Times New Roman"/>
+                <w:i/>
+                <w:sz w:val="28"/>
+                <w:szCs w:val="24"/>
+              </w:rPr>
+            </m:ctrlPr>
+          </m:sSupPr>
+          <m:e>
+            <m:r>
+              <w:rPr>
+                <w:rFonts w:ascii="Cambria Math" w:hAnsi="Cambria Math" w:cs="Times New Roman"/>
+                <w:sz w:val="28"/>
+                <w:szCs w:val="24"/>
+              </w:rPr>
+              <m:t>3</m:t>
+            </m:r>
+          </m:e>
+          <m:sup>
+            <m:sSup>
+              <m:sSupPr>
+                <m:ctrlPr>
+                  <w:rPr>
+                    <w:rFonts w:ascii="Cambria Math" w:hAnsi="Cambria Math" w:cs="Times New Roman"/>
+                    <w:i/>
+                    <w:sz w:val="28"/>
+                    <w:szCs w:val="24"/>
+                  </w:rPr>
+                </m:ctrlPr>
+              </m:sSupPr>
+              <m:e>
+                <m:r>
+                  <w:rPr>
+                    <w:rFonts w:ascii="Cambria Math" w:hAnsi="Cambria Math" w:cs="Times New Roman"/>
+                    <w:sz w:val="28"/>
+                    <w:szCs w:val="24"/>
+                  </w:rPr>
+                  <m:t>3</m:t>
+                </m:r>
+              </m:e>
+              <m:sup>
+                <m:r>
+                  <w:rPr>
+                    <w:rFonts w:ascii="Cambria Math" w:hAnsi="Cambria Math" w:cs="Times New Roman"/>
+                    <w:sz w:val="28"/>
+                    <w:szCs w:val="24"/>
+                  </w:rPr>
+                  <m:t>49</m:t>
+                </m:r>
+              </m:sup>
+            </m:sSup>
+          </m:sup>
+        </m:sSup>
+      </m:oMath>
+    </w:p>
+    <w:p ns2:paraId="562835F1" ns2:textId="77777777">
+      <w:pPr>
+        <w:pStyle w:val="Prrafodelista"/>
+        <w:numPr>
+          <w:ilvl w:val="0"/>
+          <w:numId w:val="50"/>
+        </w:numPr>
+        <w:rPr>
+          <w:rFonts w:ascii="Times New Roman" w:hAnsi="Times New Roman" w:cs="Times New Roman"/>
+          <w:sz w:val="24"/>
+          <w:szCs w:val="24"/>
+        </w:rPr>
+      </w:pPr>
+      <m:oMath>
+        <m:sSup>
+          <m:sSupPr>
+            <m:ctrlPr>
+              <w:rPr>
+                <w:rFonts w:ascii="Cambria Math" w:hAnsi="Cambria Math" w:cs="Times New Roman"/>
+                <w:i/>
+                <w:sz w:val="28"/>
+                <w:szCs w:val="24"/>
+              </w:rPr>
+            </m:ctrlPr>
+          </m:sSupPr>
+          <m:e>
+            <m:r>
+              <w:rPr>
+                <w:rFonts w:ascii="Cambria Math" w:hAnsi="Cambria Math" w:cs="Times New Roman"/>
+                <w:sz w:val="28"/>
+                <w:szCs w:val="24"/>
+              </w:rPr>
+              <m:t xml:space="preserve"> 3</m:t>
+            </m:r>
+          </m:e>
+          <m:sup>
+            <m:r>
+              <w:rPr>
+                <w:rFonts w:ascii="Cambria Math" w:hAnsi="Cambria Math" w:cs="Times New Roman"/>
+                <w:sz w:val="28"/>
+                <w:szCs w:val="24"/>
+              </w:rPr>
+              <m:t>50</m:t>
+            </m:r>
+          </m:sup>
+        </m:sSup>
+      </m:oMath>
+    </w:p>
+    <w:p ns2:paraId="5FAA34A4" ns2:textId="77777777">
+      <w:pPr>
+        <w:pStyle w:val="Prrafodelista"/>
+        <w:numPr>
+          <w:ilvl w:val="0"/>
+          <w:numId w:val="50"/>
+        </w:numPr>
+        <w:rPr>
+          <w:rFonts w:ascii="Times New Roman" w:hAnsi="Times New Roman" w:cs="Times New Roman"/>
+          <w:sz w:val="24"/>
+          <w:szCs w:val="24"/>
+        </w:rPr>
+      </w:pPr>
+      <m:oMath>
+        <m:r>
+          <w:rPr>
+            <w:rFonts w:ascii="Cambria Math" w:hAnsi="Cambria Math" w:cs="Times New Roman"/>
+            <w:sz w:val="28"/>
+            <w:szCs w:val="24"/>
+          </w:rPr>
+          <m:t xml:space="preserve"> </m:t>
+        </m:r>
+        <m:sSup>
+          <m:sSupPr>
+            <m:ctrlPr>
+              <w:rPr>
+                <w:rFonts w:ascii="Cambria Math" w:hAnsi="Cambria Math" w:cs="Times New Roman"/>
+                <w:i/>
+                <w:sz w:val="28"/>
+                <w:szCs w:val="24"/>
+              </w:rPr>
+            </m:ctrlPr>
+          </m:sSupPr>
+          <m:e>
+            <m:r>
+              <w:rPr>
+                <w:rFonts w:ascii="Cambria Math" w:hAnsi="Cambria Math" w:cs="Times New Roman"/>
+                <w:sz w:val="28"/>
+                <w:szCs w:val="24"/>
+              </w:rPr>
+              <m:t>3</m:t>
+            </m:r>
+          </m:e>
+          <m:sup>
+            <m:sSup>
+              <m:sSupPr>
+                <m:ctrlPr>
+                  <w:rPr>
+                    <w:rFonts w:ascii="Cambria Math" w:hAnsi="Cambria Math" w:cs="Times New Roman"/>
+                    <w:i/>
+                    <w:sz w:val="28"/>
+                    <w:szCs w:val="24"/>
+                  </w:rPr>
+                </m:ctrlPr>
+              </m:sSupPr>
+              <m:e>
+                <m:r>
+                  <w:rPr>
+                    <w:rFonts w:ascii="Cambria Math" w:hAnsi="Cambria Math" w:cs="Times New Roman"/>
+                    <w:sz w:val="28"/>
+                    <w:szCs w:val="24"/>
+                  </w:rPr>
+                  <m:t>49</m:t>
+                </m:r>
+              </m:e>
+              <m:sup>
+                <m:r>
+                  <w:rPr>
+                    <w:rFonts w:ascii="Cambria Math" w:hAnsi="Cambria Math" w:cs="Times New Roman"/>
+                    <w:sz w:val="28"/>
+                    <w:szCs w:val="24"/>
+                  </w:rPr>
+                  <m:t>50</m:t>
+                </m:r>
+              </m:sup>
+            </m:sSup>
+          </m:sup>
+        </m:sSup>
+      </m:oMath>
+    </w:p>
+    <w:p ns2:paraId="1FB26C78" ns2:textId="77777777">
+      <w:pPr>
+        <w:pStyle w:val="Prrafodelista"/>
+        <w:numPr>
+          <w:ilvl w:val="0"/>
+          <w:numId w:val="50"/>
+        </w:numPr>
+        <w:rPr>
+          <w:rFonts w:ascii="Times New Roman" w:hAnsi="Times New Roman" w:cs="Times New Roman"/>
+          <w:sz w:val="24"/>
+          <w:szCs w:val="24"/>
+        </w:rPr>
+      </w:pPr>
+      <m:oMath>
+        <m:sSup>
+          <m:sSupPr>
+            <m:ctrlPr>
+              <w:rPr>
+                <w:rFonts w:ascii="Cambria Math" w:hAnsi="Cambria Math" w:cs="Times New Roman"/>
+                <w:i/>
+                <w:sz w:val="28"/>
+                <w:szCs w:val="24"/>
+              </w:rPr>
+            </m:ctrlPr>
+          </m:sSupPr>
+          <m:e>
+            <m:r>
+              <w:rPr>
+                <w:rFonts w:ascii="Cambria Math" w:hAnsi="Cambria Math" w:cs="Times New Roman"/>
+                <w:sz w:val="28"/>
+                <w:szCs w:val="24"/>
+              </w:rPr>
+              <m:t xml:space="preserve"> 3</m:t>
+            </m:r>
+          </m:e>
+          <m:sup>
+            <m:r>
+              <w:rPr>
+                <w:rFonts w:ascii="Cambria Math" w:hAnsi="Cambria Math" w:cs="Times New Roman"/>
+                <w:sz w:val="28"/>
+                <w:szCs w:val="24"/>
+              </w:rPr>
+              <m:t>49</m:t>
+            </m:r>
+          </m:sup>
+        </m:sSup>
+      </m:oMath>
+    </w:p>
+    <w:p ns2:paraId="1AF7F8DC" ns2:textId="77777777">
+      <w:pPr>
+        <w:pStyle w:val="Prrafodelista"/>
+        <w:ind w:left="1080"/>
+        <w:rPr>
+          <w:rFonts w:ascii="Times New Roman" w:hAnsi="Times New Roman" w:cs="Times New Roman"/>
+          <w:sz w:val="24"/>
+          <w:szCs w:val="24"/>
+        </w:rPr>
+      </w:pPr>
+    </w:p>
+    <w:p/>
+    <w:sectPr>
+      <w:headerReference w:type="default" r:id="rId19"/>
+      <w:footerReference w:type="default" r:id="rId20"/>
+      <w:pgSz w:w="12242" w:h="18722"/>
+      <w:pgMar w:top="1134" w:right="1134" w:bottom="1134" w:left="1134" w:header="709" w:footer="709" w:gutter="0"/>
+      <w:cols w:space="708"/>
+      <w:docGrid w:linePitch="360"/>
+    </w:sectPr>
+  </w:body>
+</w:document>
 </file>
 
 <file path=word/endnotes.xml><?xml version="1.0" encoding="utf-8"?>
